--- a/07_SAP01/SAP01 - Module 01 - Introduction/SAP01 - Module 01 - Introduction.docx
+++ b/07_SAP01/SAP01 - Module 01 - Introduction/SAP01 - Module 01 - Introduction.docx
@@ -4,6 +4,9 @@
   <w:body>
     <w:p>
       <w:r>
+        <w:rPr>
+          <w:noProof/>
+        </w:rPr>
         <w:drawing>
           <wp:inline distT="0" distB="0" distL="0" distR="0" wp14:anchorId="0AB5EDC7" wp14:editId="006F9A21">
             <wp:extent cx="8507012" cy="4925112"/>
@@ -43,12 +46,14 @@
     </w:p>
     <w:p/>
     <w:p/>
+    <w:p/>
     <w:p>
       <w:r>
         <w:rPr>
           <w:b/>
           <w:bCs/>
         </w:rPr>
+        <w:lastRenderedPageBreak/>
         <w:t>Understanding what you want to achieve first is very important in AI projects!</w:t>
       </w:r>
       <w:r>
@@ -57,7 +62,6 @@
     </w:p>
     <w:p>
       <w:r>
-        <w:lastRenderedPageBreak/>
         <w:t>As this will form the basis for the whole project and determine how much time, money and effort will go into it. AI Projects can range from very simple easy to implement systems to complex projects that require millions of dollars of investment, with a lot more expertise and effort.</w:t>
       </w:r>
     </w:p>
@@ -85,13 +89,7 @@
         <w:t>requirements are simply a list of the features or capabilities that will go into a software application</w:t>
       </w:r>
       <w:r>
-        <w:t xml:space="preserve">. They can range from short </w:t>
-      </w:r>
-      <w:r>
-        <w:t>high-level</w:t>
-      </w:r>
-      <w:r>
-        <w:t xml:space="preserve"> lists to complex detailed technical documents of what a program should contain.</w:t>
+        <w:t>. They can range from short high-level lists to complex detailed technical documents of what a program should contain.</w:t>
       </w:r>
       <w:r>
         <w:br/>
@@ -2355,6 +2353,7 @@
   <w:style w:type="character" w:default="1" w:styleId="DefaultParagraphFont">
     <w:name w:val="Default Paragraph Font"/>
     <w:uiPriority w:val="1"/>
+    <w:semiHidden/>
     <w:unhideWhenUsed/>
   </w:style>
   <w:style w:type="table" w:default="1" w:styleId="TableNormal">
